--- a/resources/work-order-template-header2.docx
+++ b/resources/work-order-template-header2.docx
@@ -113,7 +113,7 @@
             </w:r>
             <w:r>
               <w:rPr>
-                <w:rFonts w:ascii="Noto Sans Telugu" w:hAnsi="Noto Sans Telugu" w:cs="Noto Sans Telugu"/>
+                <w:rFonts w:cs="Gautami"/>
                 <w:color w:val="009EC6"/>
                 <w:sz w:val="48"/>
                 <w:szCs w:val="44"/>
